--- a/storage/templates/normalized-docx/BM-182/BM-182_normalized.docx
+++ b/storage/templates/normalized-docx/BM-182/BM-182_normalized.docx
@@ -1069,7 +1069,7 @@
           <w:rFonts w:cs="Times New Roman" w:ascii="Times New Roman" w:hAnsi="Times New Roman"/>
           <w:szCs w:val="28"/>
         </w:rPr>
-        <w:t>{{document.field}}</w:t>
+        <w:t>{{document.fullDocumentCode}}</w:t>
       </w:r>
     </w:p>
     <w:p>
@@ -1413,7 +1413,7 @@
                 <w:sz w:val="24"/>
                 <w:szCs w:val="26"/>
               </w:rPr>
-              <w:t>{{document.field}}</w:t>
+              <w:t>{{document.issueDate}}</w:t>
             </w:r>
           </w:p>
           <w:p>
